--- a/zht/docx/008.content.docx
+++ b/zht/docx/008.content.docx
@@ -150,26 +150,6 @@
           <w:lang w:val="zh_TW" w:bidi="zh_TW"/>
         </w:rPr>
         <w:t>chang</w:t>
-      </w:r>
-      <w:r>
-        <w:rPr>
-          <w:lang w:val="zh_TW" w:bidi="zh_TW"/>
-        </w:rPr>
-      </w:r>
-    </w:p>
-    <w:p>
-      <w:pPr/>
-      <w:r>
-        <w:rPr>
-          <w:lang w:val="zh_TW" w:bidi="zh_TW"/>
-        </w:rPr>
-      </w:r>
-      <w:r>
-        <w:rPr>
-          <w:i/>
-          <w:lang w:val="zh_TW" w:bidi="zh_TW"/>
-        </w:rPr>
-        <w:t>常在基督裡</w:t>
       </w:r>
       <w:r>
         <w:rPr>

--- a/zht/docx/008.content.docx
+++ b/zht/docx/008.content.docx
@@ -19,7 +19,7 @@
         <w:rPr>
           <w:lang w:val="zh_TW" w:bidi="zh_TW"/>
         </w:rPr>
-        <w:t>Resource: Study Notes - Themes (Tyndale)</w:t>
+        <w:t>Resource: Tyndale Open Study Notes</w:t>
       </w:r>
       <w:r>
         <w:rPr>
@@ -112,7 +112,7 @@
         <w:rPr>
           <w:lang w:val="zh_TW" w:bidi="zh_TW"/>
         </w:rPr>
-        <w:t>Study Notes - Themes (Tyndale)</w:t>
+        <w:t>Tyndale Open Study Notes</w:t>
       </w:r>
     </w:p>
     <w:p>

--- a/zht/docx/008.content.docx
+++ b/zht/docx/008.content.docx
@@ -149,7 +149,7 @@
         <w:rPr>
           <w:lang w:val="zh_TW" w:bidi="zh_TW"/>
         </w:rPr>
-        <w:t>chang</w:t>
+        <w:t>cheng</w:t>
       </w:r>
       <w:r>
         <w:rPr>
@@ -212,7 +212,7 @@
         <w:rPr>
           <w:lang w:val="zh_TW" w:bidi="zh_TW"/>
         </w:rPr>
-        <w:t>常在基督裡</w:t>
+        <w:t>承受地土</w:t>
       </w:r>
       <w:r>
         <w:rPr>
@@ -231,93 +231,7 @@
         <w:rPr>
           <w:lang w:val="zh_TW" w:bidi="zh_TW"/>
         </w:rPr>
-        <w:t>希臘文詞語</w:t>
-      </w:r>
-      <w:r>
-        <w:rPr>
-          <w:i/>
-          <w:lang w:val="zh_TW" w:bidi="zh_TW"/>
-        </w:rPr>
-        <w:t>menō</w:t>
-      </w:r>
-      <w:r>
-        <w:rPr>
-          <w:lang w:val="zh_TW" w:bidi="zh_TW"/>
-        </w:rPr>
-        <w:t>，多譯為常在（remain）、住在（stay）或停留（abide），通常見於耶穌關於深層、親密且長期關係的教導。例如，耶穌說：「</w:t>
-      </w:r>
-      <w:r>
-        <w:rPr>
-          <w:lang w:val="zh_TW" w:bidi="zh_TW"/>
-        </w:rPr>
-        <w:t>你們若</w:t>
-      </w:r>
-      <w:r>
-        <w:rPr>
-          <w:lang w:val="zh_TW" w:bidi="zh_TW"/>
-        </w:rPr>
-        <w:t>常常遵守</w:t>
-      </w:r>
-      <w:r>
-        <w:rPr>
-          <w:lang w:val="zh_TW" w:bidi="zh_TW"/>
-        </w:rPr>
-        <w:t>〔</w:t>
-      </w:r>
-      <w:r>
-        <w:rPr>
-          <w:i/>
-          <w:lang w:val="zh_TW" w:bidi="zh_TW"/>
-        </w:rPr>
-        <w:t>menō en，</w:t>
-      </w:r>
-      <w:r>
-        <w:rPr>
-          <w:lang w:val="zh_TW" w:bidi="zh_TW"/>
-        </w:rPr>
-        <w:t>住在〕</w:t>
-      </w:r>
-      <w:r>
-        <w:rPr>
-          <w:lang w:val="zh_TW" w:bidi="zh_TW"/>
-        </w:rPr>
-        <w:t>我的道</w:t>
-      </w:r>
-      <w:r>
-        <w:rPr>
-          <w:lang w:val="zh_TW" w:bidi="zh_TW"/>
-        </w:rPr>
-        <w:t>，</w:t>
-      </w:r>
-      <w:r>
-        <w:rPr>
-          <w:lang w:val="zh_TW" w:bidi="zh_TW"/>
-        </w:rPr>
-        <w:t>就真是我的門徒</w:t>
-      </w:r>
-      <w:r>
-        <w:rPr>
-          <w:lang w:val="zh_TW" w:bidi="zh_TW"/>
-        </w:rPr>
-        <w:t>」（</w:t>
-      </w:r>
-      <w:hyperlink r:id="rId13">
-        <w:r>
-          <w:rPr>
-            <w:lang w:val="zh_TW" w:bidi="zh_TW"/>
-          </w:rPr>
-          <w:rPr>
-            <w:color w:val="0000EE"/>
-            <w:u w:val="single"/>
-          </w:rPr>
-          <w:t>約8:31</w:t>
-        </w:r>
-      </w:hyperlink>
-      <w:r>
-        <w:rPr>
-          <w:lang w:val="zh_TW" w:bidi="zh_TW"/>
-        </w:rPr>
-        <w:t>）。這表示，跟隨耶穌的人（門徒），其生命必須完全被祂的話語所塑造。</w:t>
+        <w:t>這個物質世界是邪惡的嗎？靈、魂與能量，是我們一生所追求的純潔良善嗎？我們是否只有脫離肉體的限制，才能真正成為屬靈又喜樂的人？</w:t>
       </w:r>
     </w:p>
     <w:p>
@@ -331,7 +245,25 @@
         <w:rPr>
           <w:lang w:val="zh_TW" w:bidi="zh_TW"/>
         </w:rPr>
-        <w:t>耶穌也曾解釋，子在父裡面，父也在子裡面（</w:t>
+        <w:t>聖經對這些問題的回答，是明確的「不是」！宇宙、地上及其中所有生物，都是慈愛創造主的巧妙手工。神看祂所造的一切為「甚好」（</w:t>
+      </w:r>
+      <w:hyperlink r:id="rId13">
+        <w:r>
+          <w:rPr>
+            <w:lang w:val="zh_TW" w:bidi="zh_TW"/>
+          </w:rPr>
+          <w:rPr>
+            <w:color w:val="0000EE"/>
+            <w:u w:val="single"/>
+          </w:rPr>
+          <w:t>創1:31</w:t>
+        </w:r>
+      </w:hyperlink>
+      <w:r>
+        <w:rPr>
+          <w:lang w:val="zh_TW" w:bidi="zh_TW"/>
+        </w:rPr>
+        <w:t>）。雖然因著人類的罪，這個受造界如今需要救贖，但靠著神的恩典，末日時它也會在神的救贖中有份（見</w:t>
       </w:r>
       <w:hyperlink r:id="rId14">
         <w:r>
@@ -342,32 +274,14 @@
             <w:color w:val="0000EE"/>
             <w:u w:val="single"/>
           </w:rPr>
-          <w:t>約14:10–11</w:t>
+          <w:t>羅8:19–21</w:t>
         </w:r>
       </w:hyperlink>
       <w:r>
         <w:rPr>
           <w:lang w:val="zh_TW" w:bidi="zh_TW"/>
         </w:rPr>
-        <w:t>）。同樣，當我們常在耶穌裡，子就在我們裡面，我們也就在父與子裡面（</w:t>
-      </w:r>
-      <w:hyperlink r:id="rId15">
-        <w:r>
-          <w:rPr>
-            <w:lang w:val="zh_TW" w:bidi="zh_TW"/>
-          </w:rPr>
-          <w:rPr>
-            <w:color w:val="0000EE"/>
-            <w:u w:val="single"/>
-          </w:rPr>
-          <w:t>17:21–23</w:t>
-        </w:r>
-      </w:hyperlink>
-      <w:r>
-        <w:rPr>
-          <w:lang w:val="zh_TW" w:bidi="zh_TW"/>
-        </w:rPr>
-        <w:t>）。父與子一同住在門徒裡，使門徒成為衪們的「居所」。</w:t>
+        <w:t>）。</w:t>
       </w:r>
     </w:p>
     <w:p>
@@ -381,43 +295,35 @@
         <w:rPr>
           <w:lang w:val="zh_TW" w:bidi="zh_TW"/>
         </w:rPr>
-        <w:t>這種彼此「內住」的關係，說明了門徒常在基督裡的意思。這份關係不是靠我們努力所能維持的；唯有藉著神憐憫的作為、聖靈的同在，才能持久長存。神與門徒都必須委身其中，這種關係不是暫時的，而是長久、永恆的（見</w:t>
+        <w:t>聖經透過對土地的教導，清楚表明物質世界的良善與重要性。所有土地都屬於神。神因迦南人的邪惡，將他們趕出應許之地，並因著祂對以色列族長的應許，將這地賜給以色列人。同時，祂也要人以尊重創造主的態度來管理這地。</w:t>
       </w:r>
-      <w:hyperlink r:id="rId16">
-        <w:r>
-          <w:rPr>
-            <w:lang w:val="zh_TW" w:bidi="zh_TW"/>
-          </w:rPr>
-          <w:rPr>
-            <w:color w:val="0000EE"/>
-            <w:u w:val="single"/>
-          </w:rPr>
-          <w:t>約一2:14</w:t>
-        </w:r>
-      </w:hyperlink>
+    </w:p>
+    <w:p>
+      <w:pPr/>
       <w:r>
         <w:rPr>
           <w:lang w:val="zh_TW" w:bidi="zh_TW"/>
         </w:rPr>
-        <w:t>、</w:t>
       </w:r>
-      <w:hyperlink r:id="rId17">
-        <w:r>
-          <w:rPr>
-            <w:lang w:val="zh_TW" w:bidi="zh_TW"/>
-          </w:rPr>
-          <w:rPr>
-            <w:color w:val="0000EE"/>
-            <w:u w:val="single"/>
-          </w:rPr>
-          <w:t>17</w:t>
-        </w:r>
-      </w:hyperlink>
       <w:r>
         <w:rPr>
           <w:lang w:val="zh_TW" w:bidi="zh_TW"/>
         </w:rPr>
-        <w:t>）。</w:t>
+        <w:t>在古代以色列，每個家庭都會分得一塊地來居住與耕作。神所賜的，不是土地本身的產權，而是管理那地的責任與使命。父親會將神所分派的地業傳給兒子，作為家族產業的核心。</w:t>
+      </w:r>
+    </w:p>
+    <w:p>
+      <w:pPr/>
+      <w:r>
+        <w:rPr>
+          <w:lang w:val="zh_TW" w:bidi="zh_TW"/>
+        </w:rPr>
+      </w:r>
+      <w:r>
+        <w:rPr>
+          <w:lang w:val="zh_TW" w:bidi="zh_TW"/>
+        </w:rPr>
+        <w:t>根據這樣的原則與神的指示，約書亞將應許之地分給以色列各族，然後各族再分給各支派、家族與家庭。神將管理一塊具體土地的權柄賜給家庭，這實質上就是一份生命的恩賜。</w:t>
       </w:r>
     </w:p>
     <w:p>
@@ -442,6 +348,54 @@
           <w:lang w:val="zh_TW" w:bidi="zh_TW"/>
         </w:rPr>
       </w:r>
+      <w:hyperlink r:id="rId13">
+        <w:r>
+          <w:rPr>
+            <w:lang w:val="zh_TW" w:bidi="zh_TW"/>
+          </w:rPr>
+          <w:rPr>
+            <w:color w:val="0000EE"/>
+            <w:u w:val="single"/>
+          </w:rPr>
+          <w:t>創1:31，</w:t>
+        </w:r>
+      </w:hyperlink>
+      <w:hyperlink r:id="rId15">
+        <w:r>
+          <w:rPr>
+            <w:lang w:val="zh_TW" w:bidi="zh_TW"/>
+          </w:rPr>
+          <w:rPr>
+            <w:color w:val="0000EE"/>
+            <w:u w:val="single"/>
+          </w:rPr>
+          <w:t>12:7，</w:t>
+        </w:r>
+      </w:hyperlink>
+      <w:hyperlink r:id="rId16">
+        <w:r>
+          <w:rPr>
+            <w:lang w:val="zh_TW" w:bidi="zh_TW"/>
+          </w:rPr>
+          <w:rPr>
+            <w:color w:val="0000EE"/>
+            <w:u w:val="single"/>
+          </w:rPr>
+          <w:t>13:14–17，</w:t>
+        </w:r>
+      </w:hyperlink>
+      <w:hyperlink r:id="rId17">
+        <w:r>
+          <w:rPr>
+            <w:lang w:val="zh_TW" w:bidi="zh_TW"/>
+          </w:rPr>
+          <w:rPr>
+            <w:color w:val="0000EE"/>
+            <w:u w:val="single"/>
+          </w:rPr>
+          <w:t>15:12–21，</w:t>
+        </w:r>
+      </w:hyperlink>
       <w:hyperlink r:id="rId18">
         <w:r>
           <w:rPr>
@@ -451,15 +405,9 @@
             <w:color w:val="0000EE"/>
             <w:u w:val="single"/>
           </w:rPr>
-          <w:t>出33:11</w:t>
+          <w:t>17:7–8，</w:t>
         </w:r>
       </w:hyperlink>
-      <w:r>
-        <w:rPr>
-          <w:lang w:val="zh_TW" w:bidi="zh_TW"/>
-        </w:rPr>
-        <w:t>，</w:t>
-      </w:r>
       <w:hyperlink r:id="rId19">
         <w:r>
           <w:rPr>
@@ -469,15 +417,9 @@
             <w:color w:val="0000EE"/>
             <w:u w:val="single"/>
           </w:rPr>
-          <w:t>34:28</w:t>
+          <w:t>35:11–13，</w:t>
         </w:r>
       </w:hyperlink>
-      <w:r>
-        <w:rPr>
-          <w:lang w:val="zh_TW" w:bidi="zh_TW"/>
-        </w:rPr>
-        <w:t>；</w:t>
-      </w:r>
       <w:hyperlink r:id="rId20">
         <w:r>
           <w:rPr>
@@ -487,7 +429,7 @@
             <w:color w:val="0000EE"/>
             <w:u w:val="single"/>
           </w:rPr>
-          <w:t>書7:11–12</w:t>
+          <w:t>50:24</w:t>
         </w:r>
       </w:hyperlink>
       <w:r>
@@ -505,7 +447,7 @@
             <w:color w:val="0000EE"/>
             <w:u w:val="single"/>
           </w:rPr>
-          <w:t>撒上16:22</w:t>
+          <w:t>書13:1–21:45</w:t>
         </w:r>
       </w:hyperlink>
       <w:r>
@@ -523,14 +465,14 @@
             <w:color w:val="0000EE"/>
             <w:u w:val="single"/>
           </w:rPr>
-          <w:t>詩22:11</w:t>
+          <w:t>詩37:9–34</w:t>
         </w:r>
       </w:hyperlink>
       <w:r>
         <w:rPr>
           <w:lang w:val="zh_TW" w:bidi="zh_TW"/>
         </w:rPr>
-        <w:t>、</w:t>
+        <w:t>；</w:t>
       </w:r>
       <w:hyperlink r:id="rId23">
         <w:r>
@@ -541,15 +483,9 @@
             <w:color w:val="0000EE"/>
             <w:u w:val="single"/>
           </w:rPr>
-          <w:t>19</w:t>
+          <w:t>路12:22–34，</w:t>
         </w:r>
       </w:hyperlink>
-      <w:r>
-        <w:rPr>
-          <w:lang w:val="zh_TW" w:bidi="zh_TW"/>
-        </w:rPr>
-        <w:t>，</w:t>
-      </w:r>
       <w:hyperlink r:id="rId24">
         <w:r>
           <w:rPr>
@@ -559,277 +495,7 @@
             <w:color w:val="0000EE"/>
             <w:u w:val="single"/>
           </w:rPr>
-          <w:t>101:7</w:t>
-        </w:r>
-      </w:hyperlink>
-      <w:r>
-        <w:rPr>
-          <w:lang w:val="zh_TW" w:bidi="zh_TW"/>
-        </w:rPr>
-        <w:t>；</w:t>
-      </w:r>
-      <w:hyperlink r:id="rId25">
-        <w:r>
-          <w:rPr>
-            <w:lang w:val="zh_TW" w:bidi="zh_TW"/>
-          </w:rPr>
-          <w:rPr>
-            <w:color w:val="0000EE"/>
-            <w:u w:val="single"/>
-          </w:rPr>
-          <w:t>但1:21</w:t>
-        </w:r>
-      </w:hyperlink>
-      <w:r>
-        <w:rPr>
-          <w:lang w:val="zh_TW" w:bidi="zh_TW"/>
-        </w:rPr>
-        <w:t>，</w:t>
-      </w:r>
-      <w:hyperlink r:id="rId26">
-        <w:r>
-          <w:rPr>
-            <w:lang w:val="zh_TW" w:bidi="zh_TW"/>
-          </w:rPr>
-          <w:rPr>
-            <w:color w:val="0000EE"/>
-            <w:u w:val="single"/>
-          </w:rPr>
-          <w:t>2:49</w:t>
-        </w:r>
-      </w:hyperlink>
-      <w:r>
-        <w:rPr>
-          <w:lang w:val="zh_TW" w:bidi="zh_TW"/>
-        </w:rPr>
-        <w:t>；</w:t>
-      </w:r>
-      <w:hyperlink r:id="rId27">
-        <w:r>
-          <w:rPr>
-            <w:lang w:val="zh_TW" w:bidi="zh_TW"/>
-          </w:rPr>
-          <w:rPr>
-            <w:color w:val="0000EE"/>
-            <w:u w:val="single"/>
-          </w:rPr>
-          <w:t>該2:5</w:t>
-        </w:r>
-      </w:hyperlink>
-      <w:r>
-        <w:rPr>
-          <w:lang w:val="zh_TW" w:bidi="zh_TW"/>
-        </w:rPr>
-        <w:t>；</w:t>
-      </w:r>
-      <w:hyperlink r:id="rId28">
-        <w:r>
-          <w:rPr>
-            <w:lang w:val="zh_TW" w:bidi="zh_TW"/>
-          </w:rPr>
-          <w:rPr>
-            <w:color w:val="0000EE"/>
-            <w:u w:val="single"/>
-          </w:rPr>
-          <w:t>路15:31</w:t>
-        </w:r>
-      </w:hyperlink>
-      <w:r>
-        <w:rPr>
-          <w:lang w:val="zh_TW" w:bidi="zh_TW"/>
-        </w:rPr>
-        <w:t>，</w:t>
-      </w:r>
-      <w:hyperlink r:id="rId29">
-        <w:r>
-          <w:rPr>
-            <w:lang w:val="zh_TW" w:bidi="zh_TW"/>
-          </w:rPr>
-          <w:rPr>
-            <w:color w:val="0000EE"/>
-            <w:u w:val="single"/>
-          </w:rPr>
-          <w:t>22:28</w:t>
-        </w:r>
-      </w:hyperlink>
-      <w:r>
-        <w:rPr>
-          <w:lang w:val="zh_TW" w:bidi="zh_TW"/>
-        </w:rPr>
-        <w:t>；</w:t>
-      </w:r>
-      <w:hyperlink r:id="rId30">
-        <w:r>
-          <w:rPr>
-            <w:lang w:val="zh_TW" w:bidi="zh_TW"/>
-          </w:rPr>
-          <w:rPr>
-            <w:color w:val="0000EE"/>
-            <w:u w:val="single"/>
-          </w:rPr>
-          <w:t>約6:56</w:t>
-        </w:r>
-      </w:hyperlink>
-      <w:r>
-        <w:rPr>
-          <w:lang w:val="zh_TW" w:bidi="zh_TW"/>
-        </w:rPr>
-        <w:t>，</w:t>
-      </w:r>
-      <w:hyperlink r:id="rId13">
-        <w:r>
-          <w:rPr>
-            <w:lang w:val="zh_TW" w:bidi="zh_TW"/>
-          </w:rPr>
-          <w:rPr>
-            <w:color w:val="0000EE"/>
-            <w:u w:val="single"/>
-          </w:rPr>
-          <w:t>8:31</w:t>
-        </w:r>
-      </w:hyperlink>
-      <w:r>
-        <w:rPr>
-          <w:lang w:val="zh_TW" w:bidi="zh_TW"/>
-        </w:rPr>
-        <w:t>，</w:t>
-      </w:r>
-      <w:hyperlink r:id="rId31">
-        <w:r>
-          <w:rPr>
-            <w:lang w:val="zh_TW" w:bidi="zh_TW"/>
-          </w:rPr>
-          <w:rPr>
-            <w:color w:val="0000EE"/>
-            <w:u w:val="single"/>
-          </w:rPr>
-          <w:t>15:1–17</w:t>
-        </w:r>
-      </w:hyperlink>
-      <w:r>
-        <w:rPr>
-          <w:lang w:val="zh_TW" w:bidi="zh_TW"/>
-        </w:rPr>
-        <w:t>；</w:t>
-      </w:r>
-      <w:hyperlink r:id="rId32">
-        <w:r>
-          <w:rPr>
-            <w:lang w:val="zh_TW" w:bidi="zh_TW"/>
-          </w:rPr>
-          <w:rPr>
-            <w:color w:val="0000EE"/>
-            <w:u w:val="single"/>
-          </w:rPr>
-          <w:t>腓4:1</w:t>
-        </w:r>
-      </w:hyperlink>
-      <w:r>
-        <w:rPr>
-          <w:lang w:val="zh_TW" w:bidi="zh_TW"/>
-        </w:rPr>
-        <w:t>；</w:t>
-      </w:r>
-      <w:hyperlink r:id="rId33">
-        <w:r>
-          <w:rPr>
-            <w:lang w:val="zh_TW" w:bidi="zh_TW"/>
-          </w:rPr>
-          <w:rPr>
-            <w:color w:val="0000EE"/>
-            <w:u w:val="single"/>
-          </w:rPr>
-          <w:t>約一2:19</w:t>
-        </w:r>
-      </w:hyperlink>
-      <w:r>
-        <w:rPr>
-          <w:lang w:val="zh_TW" w:bidi="zh_TW"/>
-        </w:rPr>
-        <w:t>、</w:t>
-      </w:r>
-      <w:hyperlink r:id="rId34">
-        <w:r>
-          <w:rPr>
-            <w:lang w:val="zh_TW" w:bidi="zh_TW"/>
-          </w:rPr>
-          <w:rPr>
-            <w:color w:val="0000EE"/>
-            <w:u w:val="single"/>
-          </w:rPr>
-          <w:t>27–28</w:t>
-        </w:r>
-      </w:hyperlink>
-      <w:r>
-        <w:rPr>
-          <w:lang w:val="zh_TW" w:bidi="zh_TW"/>
-        </w:rPr>
-        <w:t>，</w:t>
-      </w:r>
-      <w:hyperlink r:id="rId35">
-        <w:r>
-          <w:rPr>
-            <w:lang w:val="zh_TW" w:bidi="zh_TW"/>
-          </w:rPr>
-          <w:rPr>
-            <w:color w:val="0000EE"/>
-            <w:u w:val="single"/>
-          </w:rPr>
-          <w:t>3:24</w:t>
-        </w:r>
-      </w:hyperlink>
-      <w:r>
-        <w:rPr>
-          <w:lang w:val="zh_TW" w:bidi="zh_TW"/>
-        </w:rPr>
-        <w:t>；</w:t>
-      </w:r>
-      <w:hyperlink r:id="rId36">
-        <w:r>
-          <w:rPr>
-            <w:lang w:val="zh_TW" w:bidi="zh_TW"/>
-          </w:rPr>
-          <w:rPr>
-            <w:color w:val="0000EE"/>
-            <w:u w:val="single"/>
-          </w:rPr>
-          <w:t>約二1:9</w:t>
-        </w:r>
-      </w:hyperlink>
-      <w:r>
-        <w:rPr>
-          <w:lang w:val="zh_TW" w:bidi="zh_TW"/>
-        </w:rPr>
-        <w:t>；</w:t>
-      </w:r>
-      <w:hyperlink r:id="rId37">
-        <w:r>
-          <w:rPr>
-            <w:lang w:val="zh_TW" w:bidi="zh_TW"/>
-          </w:rPr>
-          <w:rPr>
-            <w:color w:val="0000EE"/>
-            <w:u w:val="single"/>
-          </w:rPr>
-          <w:t>啟2:10</w:t>
-        </w:r>
-      </w:hyperlink>
-      <w:r>
-        <w:rPr>
-          <w:lang w:val="zh_TW" w:bidi="zh_TW"/>
-        </w:rPr>
-        <w:t>，</w:t>
-      </w:r>
-      <w:hyperlink r:id="rId38">
-        <w:r>
-          <w:rPr>
-            <w:lang w:val="zh_TW" w:bidi="zh_TW"/>
-          </w:rPr>
-          <w:rPr>
-            <w:color w:val="0000EE"/>
-            <w:u w:val="single"/>
-          </w:rPr>
-          <w:t>13:10</w:t>
+          <w:t>16:9–11</w:t>
         </w:r>
       </w:hyperlink>
       <w:r>

--- a/zht/docx/008.content.docx
+++ b/zht/docx/008.content.docx
@@ -19,7 +19,7 @@
         <w:rPr>
           <w:lang w:val="zh_TW" w:bidi="zh_TW"/>
         </w:rPr>
-        <w:t>Resource: Tyndale Open Study Notes</w:t>
+        <w:t>Resource: Aquifer Open Study Notes (Themes)</w:t>
       </w:r>
       <w:r>
         <w:rPr>
@@ -112,7 +112,7 @@
         <w:rPr>
           <w:lang w:val="zh_TW" w:bidi="zh_TW"/>
         </w:rPr>
-        <w:t>Tyndale Open Study Notes</w:t>
+        <w:t>Aquifer Open Study Notes (Themes)</w:t>
       </w:r>
     </w:p>
     <w:p>

--- a/zht/docx/008.content.docx
+++ b/zht/docx/008.content.docx
@@ -247,36 +247,24 @@
         </w:rPr>
         <w:t>聖經對這些問題的回答，是明確的「不是」！宇宙、地上及其中所有生物，都是慈愛創造主的巧妙手工。神看祂所造的一切為「甚好」（</w:t>
       </w:r>
-      <w:hyperlink r:id="rId13">
-        <w:r>
-          <w:rPr>
-            <w:lang w:val="zh_TW" w:bidi="zh_TW"/>
-          </w:rPr>
-          <w:rPr>
-            <w:color w:val="0000EE"/>
-            <w:u w:val="single"/>
-          </w:rPr>
-          <w:t>創1:31</w:t>
-        </w:r>
-      </w:hyperlink>
+      <w:r>
+        <w:rPr>
+          <w:lang w:val="zh_TW" w:bidi="zh_TW"/>
+        </w:rPr>
+        <w:t>創1:31</w:t>
+      </w:r>
       <w:r>
         <w:rPr>
           <w:lang w:val="zh_TW" w:bidi="zh_TW"/>
         </w:rPr>
         <w:t>）。雖然因著人類的罪，這個受造界如今需要救贖，但靠著神的恩典，末日時它也會在神的救贖中有份（見</w:t>
       </w:r>
-      <w:hyperlink r:id="rId14">
-        <w:r>
-          <w:rPr>
-            <w:lang w:val="zh_TW" w:bidi="zh_TW"/>
-          </w:rPr>
-          <w:rPr>
-            <w:color w:val="0000EE"/>
-            <w:u w:val="single"/>
-          </w:rPr>
-          <w:t>羅8:19–21</w:t>
-        </w:r>
-      </w:hyperlink>
+      <w:r>
+        <w:rPr>
+          <w:lang w:val="zh_TW" w:bidi="zh_TW"/>
+        </w:rPr>
+        <w:t>羅8:19–21</w:t>
+      </w:r>
       <w:r>
         <w:rPr>
           <w:lang w:val="zh_TW" w:bidi="zh_TW"/>
@@ -348,156 +336,90 @@
           <w:lang w:val="zh_TW" w:bidi="zh_TW"/>
         </w:rPr>
       </w:r>
-      <w:hyperlink r:id="rId13">
-        <w:r>
-          <w:rPr>
-            <w:lang w:val="zh_TW" w:bidi="zh_TW"/>
-          </w:rPr>
-          <w:rPr>
-            <w:color w:val="0000EE"/>
-            <w:u w:val="single"/>
-          </w:rPr>
-          <w:t>創1:31，</w:t>
-        </w:r>
-      </w:hyperlink>
-      <w:hyperlink r:id="rId15">
-        <w:r>
-          <w:rPr>
-            <w:lang w:val="zh_TW" w:bidi="zh_TW"/>
-          </w:rPr>
-          <w:rPr>
-            <w:color w:val="0000EE"/>
-            <w:u w:val="single"/>
-          </w:rPr>
-          <w:t>12:7，</w:t>
-        </w:r>
-      </w:hyperlink>
-      <w:hyperlink r:id="rId16">
-        <w:r>
-          <w:rPr>
-            <w:lang w:val="zh_TW" w:bidi="zh_TW"/>
-          </w:rPr>
-          <w:rPr>
-            <w:color w:val="0000EE"/>
-            <w:u w:val="single"/>
-          </w:rPr>
-          <w:t>13:14–17，</w:t>
-        </w:r>
-      </w:hyperlink>
-      <w:hyperlink r:id="rId17">
-        <w:r>
-          <w:rPr>
-            <w:lang w:val="zh_TW" w:bidi="zh_TW"/>
-          </w:rPr>
-          <w:rPr>
-            <w:color w:val="0000EE"/>
-            <w:u w:val="single"/>
-          </w:rPr>
-          <w:t>15:12–21，</w:t>
-        </w:r>
-      </w:hyperlink>
-      <w:hyperlink r:id="rId18">
-        <w:r>
-          <w:rPr>
-            <w:lang w:val="zh_TW" w:bidi="zh_TW"/>
-          </w:rPr>
-          <w:rPr>
-            <w:color w:val="0000EE"/>
-            <w:u w:val="single"/>
-          </w:rPr>
-          <w:t>17:7–8，</w:t>
-        </w:r>
-      </w:hyperlink>
-      <w:hyperlink r:id="rId19">
-        <w:r>
-          <w:rPr>
-            <w:lang w:val="zh_TW" w:bidi="zh_TW"/>
-          </w:rPr>
-          <w:rPr>
-            <w:color w:val="0000EE"/>
-            <w:u w:val="single"/>
-          </w:rPr>
-          <w:t>35:11–13，</w:t>
-        </w:r>
-      </w:hyperlink>
-      <w:hyperlink r:id="rId20">
-        <w:r>
-          <w:rPr>
-            <w:lang w:val="zh_TW" w:bidi="zh_TW"/>
-          </w:rPr>
-          <w:rPr>
-            <w:color w:val="0000EE"/>
-            <w:u w:val="single"/>
-          </w:rPr>
-          <w:t>50:24</w:t>
-        </w:r>
-      </w:hyperlink>
+      <w:r>
+        <w:rPr>
+          <w:lang w:val="zh_TW" w:bidi="zh_TW"/>
+        </w:rPr>
+        <w:t>創1:31，</w:t>
+      </w:r>
+      <w:r>
+        <w:rPr>
+          <w:lang w:val="zh_TW" w:bidi="zh_TW"/>
+        </w:rPr>
+        <w:t>12:7，</w:t>
+      </w:r>
+      <w:r>
+        <w:rPr>
+          <w:lang w:val="zh_TW" w:bidi="zh_TW"/>
+        </w:rPr>
+        <w:t>13:14–17，</w:t>
+      </w:r>
+      <w:r>
+        <w:rPr>
+          <w:lang w:val="zh_TW" w:bidi="zh_TW"/>
+        </w:rPr>
+        <w:t>15:12–21，</w:t>
+      </w:r>
+      <w:r>
+        <w:rPr>
+          <w:lang w:val="zh_TW" w:bidi="zh_TW"/>
+        </w:rPr>
+        <w:t>17:7–8，</w:t>
+      </w:r>
+      <w:r>
+        <w:rPr>
+          <w:lang w:val="zh_TW" w:bidi="zh_TW"/>
+        </w:rPr>
+        <w:t>35:11–13，</w:t>
+      </w:r>
+      <w:r>
+        <w:rPr>
+          <w:lang w:val="zh_TW" w:bidi="zh_TW"/>
+        </w:rPr>
+        <w:t>50:24</w:t>
+      </w:r>
       <w:r>
         <w:rPr>
           <w:lang w:val="zh_TW" w:bidi="zh_TW"/>
         </w:rPr>
         <w:t>；</w:t>
       </w:r>
-      <w:hyperlink r:id="rId21">
-        <w:r>
-          <w:rPr>
-            <w:lang w:val="zh_TW" w:bidi="zh_TW"/>
-          </w:rPr>
-          <w:rPr>
-            <w:color w:val="0000EE"/>
-            <w:u w:val="single"/>
-          </w:rPr>
-          <w:t>書13:1–21:45</w:t>
-        </w:r>
-      </w:hyperlink>
+      <w:r>
+        <w:rPr>
+          <w:lang w:val="zh_TW" w:bidi="zh_TW"/>
+        </w:rPr>
+        <w:t>書13:1–21:45</w:t>
+      </w:r>
       <w:r>
         <w:rPr>
           <w:lang w:val="zh_TW" w:bidi="zh_TW"/>
         </w:rPr>
         <w:t>；</w:t>
       </w:r>
-      <w:hyperlink r:id="rId22">
-        <w:r>
-          <w:rPr>
-            <w:lang w:val="zh_TW" w:bidi="zh_TW"/>
-          </w:rPr>
-          <w:rPr>
-            <w:color w:val="0000EE"/>
-            <w:u w:val="single"/>
-          </w:rPr>
-          <w:t>詩37:9–34</w:t>
-        </w:r>
-      </w:hyperlink>
+      <w:r>
+        <w:rPr>
+          <w:lang w:val="zh_TW" w:bidi="zh_TW"/>
+        </w:rPr>
+        <w:t>詩37:9–34</w:t>
+      </w:r>
       <w:r>
         <w:rPr>
           <w:lang w:val="zh_TW" w:bidi="zh_TW"/>
         </w:rPr>
         <w:t>；</w:t>
       </w:r>
-      <w:hyperlink r:id="rId23">
-        <w:r>
-          <w:rPr>
-            <w:lang w:val="zh_TW" w:bidi="zh_TW"/>
-          </w:rPr>
-          <w:rPr>
-            <w:color w:val="0000EE"/>
-            <w:u w:val="single"/>
-          </w:rPr>
-          <w:t>路12:22–34，</w:t>
-        </w:r>
-      </w:hyperlink>
-      <w:hyperlink r:id="rId24">
-        <w:r>
-          <w:rPr>
-            <w:lang w:val="zh_TW" w:bidi="zh_TW"/>
-          </w:rPr>
-          <w:rPr>
-            <w:color w:val="0000EE"/>
-            <w:u w:val="single"/>
-          </w:rPr>
-          <w:t>16:9–11</w:t>
-        </w:r>
-      </w:hyperlink>
+      <w:r>
+        <w:rPr>
+          <w:lang w:val="zh_TW" w:bidi="zh_TW"/>
+        </w:rPr>
+        <w:t>路12:22–34，</w:t>
+      </w:r>
+      <w:r>
+        <w:rPr>
+          <w:lang w:val="zh_TW" w:bidi="zh_TW"/>
+        </w:rPr>
+        <w:t>16:9–11</w:t>
+      </w:r>
       <w:r>
         <w:rPr>
           <w:lang w:val="zh_TW" w:bidi="zh_TW"/>
